--- a/greythr_bridge/templates/letters/offer_letter.docx
+++ b/greythr_bridge/templates/letters/offer_letter.docx
@@ -147,24 +147,20 @@
         <w:rPr>
           <w:noProof/>
         </w:rPr>
-        <w:t xml:space="preserve">Hi </w:t>
+        <w:t>Hi {{ candidate_name }},</w:t>
       </w:r>
       <w:r>
         <w:rPr>
           <w:noProof/>
         </w:rPr>
-        <w:t>.</w:t>
       </w:r>
       <w:r>
         <w:rPr>
           <w:noProof/>
           <w:lang w:val="en-IN"/>
         </w:rPr>
-        <w:t>{{ candidate_name }}</w:t>
-      </w:r>
-      <w:r>
-        <w:t>,</w:t>
-      </w:r>
+      </w:r>
+      <w:r/>
     </w:p>
     <w:p>
       <w:pPr>
@@ -347,6 +343,11 @@
           <w:szCs w:val="22"/>
         </w:rPr>
         <w:t xml:space="preserve"> Promptly joining GDS will ensure a smooth transition into your new role and allow you to hit the ground running.</w:t>
+      </w:r>
+    </w:p>
+    <w:p>
+      <w:r>
+        <w:t>{% if reporting_to %}You will report to {{ reporting_to }} in this role.{% endif %}</w:t>
       </w:r>
     </w:p>
     <w:p>
@@ -5295,7 +5296,7 @@
           <v:path o:extrusionok="f" gradientshapeok="t" o:connecttype="rect"/>
           <o:lock v:ext="edit" aspectratio="t"/>
         </v:shapetype>
-        <v:shape id="WordPictureWatermark425443611" o:spid="_x0000_s1036" type="#_x0000_t75" style="position:absolute;left:0;text-align:left;margin-left:0;margin-top:0;width:465.7pt;height:170.35pt;z-index:-251643904;mso-position-horizontal:center;mso-position-horizontal-relative:margin;mso-position-vertical:center;mso-position-vertical-relative:margin" o:allowincell="f">
+        <v:shape id="WordPictureWatermark425443611" o:spid="_x0000_s1036" type="#_x0000_t75" style="position:absolute;left:0;text-align:left;margin-left:0;margin-top:0;width:465.7pt;height:170.35pt;z-index:-251643904;mso-position-horizontal:center;mso-position-horizontal-relative:margin;mso-position-vertical:center;mso-position-vertical-relative:margin;opacity:.1" o:allowincell="f">
           <v:imagedata r:id="rId1" o:title="5" gain="19661f" blacklevel="22938f"/>
           <w10:wrap anchorx="margin" anchory="margin"/>
         </v:shape>
